--- a/documents/forms/fast-application.docx
+++ b/documents/forms/fast-application.docx
@@ -284,12 +284,12 @@
           <w:sz w:val="26"/>
           <w:szCs w:val="26"/>
         </w:rPr>
-        <w:t xml:space="preserve">The program</w:t>
-      </w:r>
-    </w:p>
-    <w:p>
-      <w:pPr>
-        <w:spacing w:after="160" w:line="330"/>
+        <w:t xml:space="preserve">Requirements</w:t>
+      </w:r>
+    </w:p>
+    <w:p>
+      <w:pPr>
+        <w:spacing w:after="100" w:line="330"/>
       </w:pPr>
       <w:r>
         <w:rPr>
@@ -298,22 +298,17 @@
           <w:sz w:val="22"/>
           <w:szCs w:val="22"/>
         </w:rPr>
-        <w:t xml:space="preserve">The FAST (Falcon Accelerated Success Track) B.A./M.A. in Music leads to both the B.A. and the M.A. in Music. Students who start in the first year finish both degrees in five years, and transfer students who enter at junior standing finish in three. Up to 11 units count toward both degrees.</w:t>
-      </w:r>
-    </w:p>
-    <w:p>
-      <w:pPr>
-        <w:spacing w:after="160" w:line="330"/>
-      </w:pPr>
-      <w:r>
-        <w:rPr>
-          <w:rFonts w:ascii="Roboto Serif" w:cs="Roboto Serif" w:eastAsia="Roboto Serif" w:hAnsi="Roboto Serif"/>
-          <w:color w:val="000000"/>
-          <w:sz w:val="22"/>
-          <w:szCs w:val="22"/>
-        </w:rPr>
-        <w:t xml:space="preserve">The </w:t>
-      </w:r>
+        <w:t xml:space="preserve">FAST eligibility, the application materials, and the deadlines are set out in the undergraduate handbook. The evidence of abilities for each area of emphasis is set out on the How to Apply page.</w:t>
+      </w:r>
+    </w:p>
+    <w:p>
+      <w:pPr>
+        <w:numPr>
+          <w:ilvl w:val="0"/>
+          <w:numId w:val="1"/>
+        </w:numPr>
+        <w:spacing w:after="100" w:line="320"/>
+      </w:pPr>
       <w:hyperlink r:id="rId100" w:history="1">
         <w:r>
           <w:rPr>
@@ -323,18 +318,18 @@
             <w:szCs w:val="22"/>
             <w:u w:val="single" w:color="D50032"/>
           </w:rPr>
-          <w:t xml:space="preserve">FAST 4+1 roadmap</w:t>
+          <w:t xml:space="preserve">Eligibility and admission</w:t>
         </w:r>
       </w:hyperlink>
-      <w:r>
-        <w:rPr>
-          <w:rFonts w:ascii="Roboto Serif" w:cs="Roboto Serif" w:eastAsia="Roboto Serif" w:hAnsi="Roboto Serif"/>
-          <w:color w:val="000000"/>
-          <w:sz w:val="22"/>
-          <w:szCs w:val="22"/>
-        </w:rPr>
-        <w:t xml:space="preserve"> and the </w:t>
-      </w:r>
+    </w:p>
+    <w:p>
+      <w:pPr>
+        <w:numPr>
+          <w:ilvl w:val="0"/>
+          <w:numId w:val="1"/>
+        </w:numPr>
+        <w:spacing w:after="100" w:line="320"/>
+      </w:pPr>
       <w:hyperlink r:id="rId101" w:history="1">
         <w:r>
           <w:rPr>
@@ -344,18 +339,18 @@
             <w:szCs w:val="22"/>
             <w:u w:val="single" w:color="D50032"/>
           </w:rPr>
-          <w:t xml:space="preserve">FAST 2+1 transfer roadmap</w:t>
+          <w:t xml:space="preserve">Application process</w:t>
         </w:r>
       </w:hyperlink>
-      <w:r>
-        <w:rPr>
-          <w:rFonts w:ascii="Roboto Serif" w:cs="Roboto Serif" w:eastAsia="Roboto Serif" w:hAnsi="Roboto Serif"/>
-          <w:color w:val="000000"/>
-          <w:sz w:val="22"/>
-          <w:szCs w:val="22"/>
-        </w:rPr>
-        <w:t xml:space="preserve"> lay out the courses semester by semester. The double-counted courses are listed in the </w:t>
-      </w:r>
+    </w:p>
+    <w:p>
+      <w:pPr>
+        <w:numPr>
+          <w:ilvl w:val="0"/>
+          <w:numId w:val="1"/>
+        </w:numPr>
+        <w:spacing w:after="100" w:line="320"/>
+      </w:pPr>
       <w:hyperlink r:id="rId102" w:history="1">
         <w:r>
           <w:rPr>
@@ -365,60 +360,9 @@
             <w:szCs w:val="22"/>
             <w:u w:val="single" w:color="D50032"/>
           </w:rPr>
-          <w:t xml:space="preserve">undergraduate handbook</w:t>
+          <w:t xml:space="preserve">Evidence of abilities (How to Apply, M.A. in Music)</w:t>
         </w:r>
       </w:hyperlink>
-      <w:r>
-        <w:rPr>
-          <w:rFonts w:ascii="Roboto Serif" w:cs="Roboto Serif" w:eastAsia="Roboto Serif" w:hAnsi="Roboto Serif"/>
-          <w:color w:val="000000"/>
-          <w:sz w:val="22"/>
-          <w:szCs w:val="22"/>
-        </w:rPr>
-        <w:t xml:space="preserve">.</w:t>
-      </w:r>
-    </w:p>
-    <w:p>
-      <w:pPr>
-        <w:keepNext/>
-        <w:spacing w:after="130" w:before="260"/>
-      </w:pPr>
-      <w:r>
-        <w:rPr>
-          <w:rFonts w:ascii="Montserrat" w:cs="Montserrat" w:eastAsia="Montserrat" w:hAnsi="Montserrat"/>
-          <w:b/>
-          <w:bCs/>
-          <w:color w:val="D50032"/>
-          <w:sz w:val="26"/>
-          <w:szCs w:val="26"/>
-        </w:rPr>
-        <w:t xml:space="preserve">02  </w:t>
-      </w:r>
-      <w:r>
-        <w:rPr>
-          <w:rFonts w:ascii="Montserrat" w:cs="Montserrat" w:eastAsia="Montserrat" w:hAnsi="Montserrat"/>
-          <w:b/>
-          <w:bCs/>
-          <w:color w:val="000000"/>
-          <w:sz w:val="26"/>
-          <w:szCs w:val="26"/>
-        </w:rPr>
-        <w:t xml:space="preserve">Eligibility</w:t>
-      </w:r>
-    </w:p>
-    <w:p>
-      <w:pPr>
-        <w:spacing w:after="100" w:line="330"/>
-      </w:pPr>
-      <w:r>
-        <w:rPr>
-          <w:rFonts w:ascii="Roboto Serif" w:cs="Roboto Serif" w:eastAsia="Roboto Serif" w:hAnsi="Roboto Serif"/>
-          <w:color w:val="000000"/>
-          <w:sz w:val="22"/>
-          <w:szCs w:val="22"/>
-        </w:rPr>
-        <w:t xml:space="preserve">At the time of admission, you need all of the following:</w:t>
-      </w:r>
     </w:p>
     <w:p>
       <w:pPr>
@@ -428,120 +372,6 @@
         </w:numPr>
         <w:spacing w:after="100" w:line="320"/>
       </w:pPr>
-      <w:r>
-        <w:rPr>
-          <w:rFonts w:ascii="Roboto Serif" w:cs="Roboto Serif" w:eastAsia="Roboto Serif" w:hAnsi="Roboto Serif"/>
-          <w:color w:val="000000"/>
-          <w:sz w:val="22"/>
-          <w:szCs w:val="22"/>
-        </w:rPr>
-        <w:t xml:space="preserve">Current enrollment in the B.A. in Music at CSU East Bay.</w:t>
-      </w:r>
-    </w:p>
-    <w:p>
-      <w:pPr>
-        <w:numPr>
-          <w:ilvl w:val="0"/>
-          <w:numId w:val="1"/>
-        </w:numPr>
-        <w:spacing w:after="100" w:line="320"/>
-      </w:pPr>
-      <w:r>
-        <w:rPr>
-          <w:rFonts w:ascii="Roboto Serif" w:cs="Roboto Serif" w:eastAsia="Roboto Serif" w:hAnsi="Roboto Serif"/>
-          <w:color w:val="000000"/>
-          <w:sz w:val="22"/>
-          <w:szCs w:val="22"/>
-        </w:rPr>
-        <w:t xml:space="preserve">Between 60 and 90 units completed.</w:t>
-      </w:r>
-    </w:p>
-    <w:p>
-      <w:pPr>
-        <w:numPr>
-          <w:ilvl w:val="0"/>
-          <w:numId w:val="1"/>
-        </w:numPr>
-        <w:spacing w:after="100" w:line="320"/>
-      </w:pPr>
-      <w:r>
-        <w:rPr>
-          <w:rFonts w:ascii="Roboto Serif" w:cs="Roboto Serif" w:eastAsia="Roboto Serif" w:hAnsi="Roboto Serif"/>
-          <w:color w:val="000000"/>
-          <w:sz w:val="22"/>
-          <w:szCs w:val="22"/>
-        </w:rPr>
-        <w:t xml:space="preserve">All lower-division general education and the 15 units of lower-division core music courses completed.</w:t>
-      </w:r>
-    </w:p>
-    <w:p>
-      <w:pPr>
-        <w:numPr>
-          <w:ilvl w:val="0"/>
-          <w:numId w:val="1"/>
-        </w:numPr>
-        <w:spacing w:after="100" w:line="320"/>
-      </w:pPr>
-      <w:r>
-        <w:rPr>
-          <w:rFonts w:ascii="Roboto Serif" w:cs="Roboto Serif" w:eastAsia="Roboto Serif" w:hAnsi="Roboto Serif"/>
-          <w:color w:val="000000"/>
-          <w:sz w:val="22"/>
-          <w:szCs w:val="22"/>
-        </w:rPr>
-        <w:t xml:space="preserve">A cumulative GPA of at least 2.5.</w:t>
-      </w:r>
-    </w:p>
-    <w:p>
-      <w:pPr>
-        <w:numPr>
-          <w:ilvl w:val="0"/>
-          <w:numId w:val="1"/>
-        </w:numPr>
-        <w:spacing w:after="100" w:line="320"/>
-      </w:pPr>
-      <w:r>
-        <w:rPr>
-          <w:rFonts w:ascii="Roboto Serif" w:cs="Roboto Serif" w:eastAsia="Roboto Serif" w:hAnsi="Roboto Serif"/>
-          <w:color w:val="000000"/>
-          <w:sz w:val="22"/>
-          <w:szCs w:val="22"/>
-        </w:rPr>
-        <w:t xml:space="preserve">A GPA of at least 3.0 in your music courses.</w:t>
-      </w:r>
-    </w:p>
-    <w:p>
-      <w:pPr>
-        <w:spacing w:after="60" w:line="330"/>
-      </w:pPr>
-    </w:p>
-    <w:p>
-      <w:pPr>
-        <w:spacing w:after="160" w:line="330"/>
-      </w:pPr>
-      <w:r>
-        <w:rPr>
-          <w:rFonts w:ascii="Roboto Serif" w:cs="Roboto Serif" w:eastAsia="Roboto Serif" w:hAnsi="Roboto Serif"/>
-          <w:color w:val="000000"/>
-          <w:sz w:val="22"/>
-          <w:szCs w:val="22"/>
-        </w:rPr>
-        <w:t xml:space="preserve">The program doesn’t offer conditional admission or exceptions to these requirements.</w:t>
-      </w:r>
-    </w:p>
-    <w:p>
-      <w:pPr>
-        <w:spacing w:after="160" w:line="330"/>
-      </w:pPr>
-      <w:r>
-        <w:rPr>
-          <w:rFonts w:ascii="Roboto Serif" w:cs="Roboto Serif" w:eastAsia="Roboto Serif" w:hAnsi="Roboto Serif"/>
-          <w:color w:val="000000"/>
-          <w:sz w:val="22"/>
-          <w:szCs w:val="22"/>
-        </w:rPr>
-        <w:t xml:space="preserve">If you’re an international student on an F-1 visa, contact the </w:t>
-      </w:r>
       <w:hyperlink r:id="rId103" w:history="1">
         <w:r>
           <w:rPr>
@@ -551,18 +381,9 @@
             <w:szCs w:val="22"/>
             <w:u w:val="single" w:color="D50032"/>
           </w:rPr>
-          <w:t xml:space="preserve">Center for International Education</w:t>
+          <w:t xml:space="preserve">Degree roadmap and double-counted courses</w:t>
         </w:r>
       </w:hyperlink>
-      <w:r>
-        <w:rPr>
-          <w:rFonts w:ascii="Roboto Serif" w:cs="Roboto Serif" w:eastAsia="Roboto Serif" w:hAnsi="Roboto Serif"/>
-          <w:color w:val="000000"/>
-          <w:sz w:val="22"/>
-          <w:szCs w:val="22"/>
-        </w:rPr>
-        <w:t xml:space="preserve"> before you apply. Moving to graduate status in FAST requires a new I-20.</w:t>
-      </w:r>
     </w:p>
     <w:p>
       <w:pPr>
@@ -578,7 +399,7 @@
           <w:sz w:val="26"/>
           <w:szCs w:val="26"/>
         </w:rPr>
-        <w:t xml:space="preserve">03  </w:t>
+        <w:t xml:space="preserve">02  </w:t>
       </w:r>
       <w:r>
         <w:rPr>
@@ -589,14 +410,57 @@
           <w:sz w:val="26"/>
           <w:szCs w:val="26"/>
         </w:rPr>
-        <w:t xml:space="preserve">Deadlines</w:t>
+        <w:t xml:space="preserve">Checklist</w:t>
       </w:r>
     </w:p>
     <w:p>
       <w:pPr>
         <w:keepNext/>
-        <w:spacing w:after="160" w:line="330"/>
-      </w:pPr>
+        <w:spacing w:before="180" w:after="80"/>
+      </w:pPr>
+      <w:r>
+        <w:rPr>
+          <w:rFonts w:ascii="Montserrat" w:cs="Montserrat" w:eastAsia="Montserrat" w:hAnsi="Montserrat"/>
+          <w:color w:val="55575B"/>
+          <w:sz w:val="18"/>
+          <w:szCs w:val="18"/>
+        </w:rPr>
+        <w:t xml:space="preserve">Eligibility</w:t>
+      </w:r>
+    </w:p>
+    <w:p>
+      <w:pPr>
+        <w:tabs>
+          <w:tab w:val="left" w:pos="400"/>
+        </w:tabs>
+        <w:spacing w:after="90" w:line="320"/>
+        <w:ind w:left="400" w:hanging="400"/>
+      </w:pPr>
+      <w:sdt>
+        <w:sdtPr>
+          <w:rPr>
+            <w:rFonts w:ascii="MS Gothic" w:eastAsia="MS Gothic" w:hAnsi="MS Gothic"/>
+            <w:sz w:val="22"/>
+          </w:rPr>
+          <w14:checkbox>
+            <w14:checked w14:val="0"/>
+            <w14:checkedState w14:val="2612" w14:font="MS Gothic"/>
+            <w14:uncheckedState w14:val="2610" w14:font="MS Gothic"/>
+          </w14:checkbox>
+        </w:sdtPr>
+        <w:sdtContent>
+          <w:r>
+            <w:rPr>
+              <w:rFonts w:ascii="MS Gothic" w:eastAsia="MS Gothic" w:hAnsi="MS Gothic"/>
+              <w:sz w:val="22"/>
+            </w:rPr>
+            <w:t>☐</w:t>
+          </w:r>
+        </w:sdtContent>
+      </w:sdt>
+      <w:r>
+        <w:tab/>
+      </w:r>
       <w:r>
         <w:rPr>
           <w:rFonts w:ascii="Roboto Serif" w:cs="Roboto Serif" w:eastAsia="Roboto Serif" w:hAnsi="Roboto Serif"/>
@@ -604,337 +468,42 @@
           <w:sz w:val="22"/>
           <w:szCs w:val="22"/>
         </w:rPr>
-        <w:t xml:space="preserve">Applications are accepted in the Fall and Spring semesters only. Letters of recommendation are due by the same deadline as the application.</w:t>
-      </w:r>
-    </w:p>
-    <w:tbl>
-      <w:tblPr>
-        <w:tblW w:type="dxa" w:w="9360"/>
-        <w:tblBorders>
-          <w:top w:val="none" w:color="FFFFFF" w:sz="0"/>
-          <w:left w:val="none" w:color="FFFFFF" w:sz="0"/>
-          <w:bottom w:val="none" w:color="FFFFFF" w:sz="0"/>
-          <w:right w:val="none" w:color="FFFFFF" w:sz="0"/>
-          <w:insideH w:val="none" w:color="FFFFFF" w:sz="0"/>
-          <w:insideV w:val="none" w:color="FFFFFF" w:sz="0"/>
-        </w:tblBorders>
-        <w:tblLayout w:type="fixed"/>
-      </w:tblPr>
-      <w:tblGrid>
-        <w:gridCol w:w="3120"/>
-        <w:gridCol w:w="3120"/>
-        <w:gridCol w:w="3120"/>
-      </w:tblGrid>
-      <w:tr>
-        <w:trPr>
-          <w:cantSplit/>
-        </w:trPr>
-        <w:tc>
-          <w:tcPr>
-            <w:tcW w:type="dxa" w:w="3120"/>
-            <w:tcBorders>
-              <w:top w:val="none" w:color="FFFFFF" w:sz="0"/>
-              <w:left w:val="none" w:color="FFFFFF" w:sz="0"/>
-              <w:bottom w:val="single" w:color="D50032" w:sz="12"/>
-              <w:right w:val="none" w:color="FFFFFF" w:sz="0"/>
-            </w:tcBorders>
-            <w:tcMar>
-              <w:top w:type="dxa" w:w="40"/>
-              <w:left w:type="dxa" w:w="0"/>
-              <w:bottom w:type="dxa" w:w="100"/>
-              <w:right w:type="dxa" w:w="120"/>
-            </w:tcMar>
-          </w:tcPr>
-          <w:p>
-            <w:pPr>
-              <w:keepNext/>
-              <w:jc w:val="left"/>
-            </w:pPr>
-            <w:r>
-              <w:rPr>
-                <w:rFonts w:ascii="Montserrat" w:cs="Montserrat" w:eastAsia="Montserrat" w:hAnsi="Montserrat"/>
-                <w:color w:val="55575B"/>
-                <w:sz w:val="18"/>
-                <w:szCs w:val="18"/>
-              </w:rPr>
-              <w:t xml:space="preserve">Start FAST in</w:t>
-            </w:r>
-          </w:p>
-        </w:tc>
-        <w:tc>
-          <w:tcPr>
-            <w:tcW w:type="dxa" w:w="3120"/>
-            <w:tcBorders>
-              <w:top w:val="none" w:color="FFFFFF" w:sz="0"/>
-              <w:left w:val="none" w:color="FFFFFF" w:sz="0"/>
-              <w:bottom w:val="single" w:color="D50032" w:sz="12"/>
-              <w:right w:val="none" w:color="FFFFFF" w:sz="0"/>
-            </w:tcBorders>
-            <w:tcMar>
-              <w:top w:type="dxa" w:w="40"/>
-              <w:left w:type="dxa" w:w="0"/>
-              <w:bottom w:type="dxa" w:w="100"/>
-              <w:right w:type="dxa" w:w="120"/>
-            </w:tcMar>
-          </w:tcPr>
-          <w:p>
-            <w:pPr>
-              <w:keepNext/>
-              <w:jc w:val="left"/>
-            </w:pPr>
-            <w:r>
-              <w:rPr>
-                <w:rFonts w:ascii="Montserrat" w:cs="Montserrat" w:eastAsia="Montserrat" w:hAnsi="Montserrat"/>
-                <w:color w:val="55575B"/>
-                <w:sz w:val="18"/>
-                <w:szCs w:val="18"/>
-              </w:rPr>
-              <w:t xml:space="preserve">Email your application by</w:t>
-            </w:r>
-          </w:p>
-        </w:tc>
-        <w:tc>
-          <w:tcPr>
-            <w:tcW w:type="dxa" w:w="3120"/>
-            <w:tcBorders>
-              <w:top w:val="none" w:color="FFFFFF" w:sz="0"/>
-              <w:left w:val="none" w:color="FFFFFF" w:sz="0"/>
-              <w:bottom w:val="single" w:color="D50032" w:sz="12"/>
-              <w:right w:val="none" w:color="FFFFFF" w:sz="0"/>
-            </w:tcBorders>
-            <w:tcMar>
-              <w:top w:type="dxa" w:w="40"/>
-              <w:left w:type="dxa" w:w="0"/>
-              <w:bottom w:type="dxa" w:w="100"/>
-              <w:right w:type="dxa" w:w="120"/>
-            </w:tcMar>
-          </w:tcPr>
-          <w:p>
-            <w:pPr>
-              <w:keepNext/>
-              <w:jc w:val="right"/>
-            </w:pPr>
-            <w:r>
-              <w:rPr>
-                <w:rFonts w:ascii="Montserrat" w:cs="Montserrat" w:eastAsia="Montserrat" w:hAnsi="Montserrat"/>
-                <w:color w:val="55575B"/>
-                <w:sz w:val="18"/>
-                <w:szCs w:val="18"/>
-              </w:rPr>
-              <w:t xml:space="preserve">Decision by</w:t>
-            </w:r>
-          </w:p>
-        </w:tc>
-      </w:tr>
-      <w:tr>
-        <w:trPr>
-          <w:cantSplit/>
-        </w:trPr>
-        <w:tc>
-          <w:tcPr>
-            <w:tcW w:type="dxa" w:w="3120"/>
-            <w:tcBorders>
-              <w:top w:val="none" w:color="FFFFFF" w:sz="0"/>
-              <w:left w:val="none" w:color="FFFFFF" w:sz="0"/>
-              <w:bottom w:val="single" w:color="E4E4E6" w:sz="4"/>
-              <w:right w:val="none" w:color="FFFFFF" w:sz="0"/>
-            </w:tcBorders>
-            <w:tcMar>
-              <w:top w:type="dxa" w:w="110"/>
-              <w:left w:type="dxa" w:w="0"/>
-              <w:bottom w:type="dxa" w:w="110"/>
-              <w:right w:type="dxa" w:w="120"/>
-            </w:tcMar>
-          </w:tcPr>
-          <w:p>
-            <w:pPr>
-              <w:keepNext/>
-              <w:jc w:val="left"/>
-            </w:pPr>
-            <w:r>
-              <w:rPr>
-                <w:rFonts w:ascii="Montserrat" w:cs="Montserrat" w:eastAsia="Montserrat" w:hAnsi="Montserrat"/>
-                <w:color w:val="000000"/>
-                <w:sz w:val="20"/>
-                <w:szCs w:val="20"/>
-              </w:rPr>
-              <w:t xml:space="preserve">Spring semester</w:t>
-            </w:r>
-          </w:p>
-        </w:tc>
-        <w:tc>
-          <w:tcPr>
-            <w:tcW w:type="dxa" w:w="3120"/>
-            <w:tcBorders>
-              <w:top w:val="none" w:color="FFFFFF" w:sz="0"/>
-              <w:left w:val="none" w:color="FFFFFF" w:sz="0"/>
-              <w:bottom w:val="single" w:color="E4E4E6" w:sz="4"/>
-              <w:right w:val="none" w:color="FFFFFF" w:sz="0"/>
-            </w:tcBorders>
-            <w:tcMar>
-              <w:top w:type="dxa" w:w="110"/>
-              <w:left w:type="dxa" w:w="0"/>
-              <w:bottom w:type="dxa" w:w="110"/>
-              <w:right w:type="dxa" w:w="120"/>
-            </w:tcMar>
-          </w:tcPr>
-          <w:p>
-            <w:pPr>
-              <w:keepNext/>
-              <w:jc w:val="left"/>
-            </w:pPr>
-            <w:r>
-              <w:rPr>
-                <w:rFonts w:ascii="Roboto Serif" w:cs="Roboto Serif" w:eastAsia="Roboto Serif" w:hAnsi="Roboto Serif"/>
-                <w:color w:val="000000"/>
-                <w:sz w:val="22"/>
-                <w:szCs w:val="22"/>
-              </w:rPr>
-              <w:t xml:space="preserve">End of week 7 of Fall</w:t>
-            </w:r>
-          </w:p>
-        </w:tc>
-        <w:tc>
-          <w:tcPr>
-            <w:tcW w:type="dxa" w:w="3120"/>
-            <w:tcBorders>
-              <w:top w:val="none" w:color="FFFFFF" w:sz="0"/>
-              <w:left w:val="none" w:color="FFFFFF" w:sz="0"/>
-              <w:bottom w:val="single" w:color="E4E4E6" w:sz="4"/>
-              <w:right w:val="none" w:color="FFFFFF" w:sz="0"/>
-            </w:tcBorders>
-            <w:tcMar>
-              <w:top w:type="dxa" w:w="110"/>
-              <w:left w:type="dxa" w:w="0"/>
-              <w:bottom w:type="dxa" w:w="110"/>
-              <w:right w:type="dxa" w:w="120"/>
-            </w:tcMar>
-          </w:tcPr>
-          <w:p>
-            <w:pPr>
-              <w:keepNext/>
-              <w:jc w:val="right"/>
-            </w:pPr>
-            <w:r>
-              <w:rPr>
-                <w:rFonts w:ascii="Roboto Serif" w:cs="Roboto Serif" w:eastAsia="Roboto Serif" w:hAnsi="Roboto Serif"/>
-                <w:color w:val="000000"/>
-                <w:sz w:val="22"/>
-                <w:szCs w:val="22"/>
-              </w:rPr>
-              <w:t xml:space="preserve">End of week 9 of Fall</w:t>
-            </w:r>
-          </w:p>
-        </w:tc>
-      </w:tr>
-      <w:tr>
-        <w:trPr>
-          <w:cantSplit/>
-        </w:trPr>
-        <w:tc>
-          <w:tcPr>
-            <w:tcW w:type="dxa" w:w="3120"/>
-            <w:tcBorders>
-              <w:top w:val="none" w:color="FFFFFF" w:sz="0"/>
-              <w:left w:val="none" w:color="FFFFFF" w:sz="0"/>
-              <w:bottom w:val="none" w:color="FFFFFF" w:sz="0"/>
-              <w:right w:val="none" w:color="FFFFFF" w:sz="0"/>
-            </w:tcBorders>
-            <w:tcMar>
-              <w:top w:type="dxa" w:w="110"/>
-              <w:left w:type="dxa" w:w="0"/>
-              <w:bottom w:type="dxa" w:w="110"/>
-              <w:right w:type="dxa" w:w="120"/>
-            </w:tcMar>
-          </w:tcPr>
-          <w:p>
-            <w:pPr>
-              <w:jc w:val="left"/>
-            </w:pPr>
-            <w:r>
-              <w:rPr>
-                <w:rFonts w:ascii="Montserrat" w:cs="Montserrat" w:eastAsia="Montserrat" w:hAnsi="Montserrat"/>
-                <w:color w:val="000000"/>
-                <w:sz w:val="20"/>
-                <w:szCs w:val="20"/>
-              </w:rPr>
-              <w:t xml:space="preserve">Fall semester</w:t>
-            </w:r>
-          </w:p>
-        </w:tc>
-        <w:tc>
-          <w:tcPr>
-            <w:tcW w:type="dxa" w:w="3120"/>
-            <w:tcBorders>
-              <w:top w:val="none" w:color="FFFFFF" w:sz="0"/>
-              <w:left w:val="none" w:color="FFFFFF" w:sz="0"/>
-              <w:bottom w:val="none" w:color="FFFFFF" w:sz="0"/>
-              <w:right w:val="none" w:color="FFFFFF" w:sz="0"/>
-            </w:tcBorders>
-            <w:tcMar>
-              <w:top w:type="dxa" w:w="110"/>
-              <w:left w:type="dxa" w:w="0"/>
-              <w:bottom w:type="dxa" w:w="110"/>
-              <w:right w:type="dxa" w:w="120"/>
-            </w:tcMar>
-          </w:tcPr>
-          <w:p>
-            <w:pPr>
-              <w:jc w:val="left"/>
-            </w:pPr>
-            <w:r>
-              <w:rPr>
-                <w:rFonts w:ascii="Roboto Serif" w:cs="Roboto Serif" w:eastAsia="Roboto Serif" w:hAnsi="Roboto Serif"/>
-                <w:color w:val="000000"/>
-                <w:sz w:val="22"/>
-                <w:szCs w:val="22"/>
-              </w:rPr>
-              <w:t xml:space="preserve">End of week 7 of Spring</w:t>
-            </w:r>
-          </w:p>
-        </w:tc>
-        <w:tc>
-          <w:tcPr>
-            <w:tcW w:type="dxa" w:w="3120"/>
-            <w:tcBorders>
-              <w:top w:val="none" w:color="FFFFFF" w:sz="0"/>
-              <w:left w:val="none" w:color="FFFFFF" w:sz="0"/>
-              <w:bottom w:val="none" w:color="FFFFFF" w:sz="0"/>
-              <w:right w:val="none" w:color="FFFFFF" w:sz="0"/>
-            </w:tcBorders>
-            <w:tcMar>
-              <w:top w:type="dxa" w:w="110"/>
-              <w:left w:type="dxa" w:w="0"/>
-              <w:bottom w:type="dxa" w:w="110"/>
-              <w:right w:type="dxa" w:w="120"/>
-            </w:tcMar>
-          </w:tcPr>
-          <w:p>
-            <w:pPr>
-              <w:jc w:val="right"/>
-            </w:pPr>
-            <w:r>
-              <w:rPr>
-                <w:rFonts w:ascii="Roboto Serif" w:cs="Roboto Serif" w:eastAsia="Roboto Serif" w:hAnsi="Roboto Serif"/>
-                <w:color w:val="000000"/>
-                <w:sz w:val="22"/>
-                <w:szCs w:val="22"/>
-              </w:rPr>
-              <w:t xml:space="preserve">End of week 9 of Spring</w:t>
-            </w:r>
-          </w:p>
-        </w:tc>
-      </w:tr>
-    </w:tbl>
-    <w:p>
-      <w:pPr>
-        <w:spacing w:after="120" w:line="330"/>
-      </w:pPr>
-    </w:p>
-    <w:p>
-      <w:pPr>
-        <w:spacing w:after="160" w:line="330"/>
-      </w:pPr>
+        <w:t xml:space="preserve">I’m enrolled in the B.A. in Music at CSU East Bay.</w:t>
+      </w:r>
+    </w:p>
+    <w:p>
+      <w:pPr>
+        <w:tabs>
+          <w:tab w:val="left" w:pos="400"/>
+        </w:tabs>
+        <w:spacing w:after="90" w:line="320"/>
+        <w:ind w:left="400" w:hanging="400"/>
+      </w:pPr>
+      <w:sdt>
+        <w:sdtPr>
+          <w:rPr>
+            <w:rFonts w:ascii="MS Gothic" w:eastAsia="MS Gothic" w:hAnsi="MS Gothic"/>
+            <w:sz w:val="22"/>
+          </w:rPr>
+          <w14:checkbox>
+            <w14:checked w14:val="0"/>
+            <w14:checkedState w14:val="2612" w14:font="MS Gothic"/>
+            <w14:uncheckedState w14:val="2610" w14:font="MS Gothic"/>
+          </w14:checkbox>
+        </w:sdtPr>
+        <w:sdtContent>
+          <w:r>
+            <w:rPr>
+              <w:rFonts w:ascii="MS Gothic" w:eastAsia="MS Gothic" w:hAnsi="MS Gothic"/>
+              <w:sz w:val="22"/>
+            </w:rPr>
+            <w:t>☐</w:t>
+          </w:r>
+        </w:sdtContent>
+      </w:sdt>
+      <w:r>
+        <w:tab/>
+      </w:r>
       <w:r>
         <w:rPr>
           <w:rFonts w:ascii="Roboto Serif" w:cs="Roboto Serif" w:eastAsia="Roboto Serif" w:hAnsi="Roboto Serif"/>
@@ -942,7 +511,366 @@
           <w:sz w:val="22"/>
           <w:szCs w:val="22"/>
         </w:rPr>
-        <w:t xml:space="preserve">Applications received after week 7 are reviewed in the next window.</w:t>
+        <w:t xml:space="preserve">I’ve completed 60 to 90 program-applicable units.</w:t>
+      </w:r>
+    </w:p>
+    <w:p>
+      <w:pPr>
+        <w:tabs>
+          <w:tab w:val="left" w:pos="400"/>
+        </w:tabs>
+        <w:spacing w:after="90" w:line="320"/>
+        <w:ind w:left="400" w:hanging="400"/>
+      </w:pPr>
+      <w:sdt>
+        <w:sdtPr>
+          <w:rPr>
+            <w:rFonts w:ascii="MS Gothic" w:eastAsia="MS Gothic" w:hAnsi="MS Gothic"/>
+            <w:sz w:val="22"/>
+          </w:rPr>
+          <w14:checkbox>
+            <w14:checked w14:val="0"/>
+            <w14:checkedState w14:val="2612" w14:font="MS Gothic"/>
+            <w14:uncheckedState w14:val="2610" w14:font="MS Gothic"/>
+          </w14:checkbox>
+        </w:sdtPr>
+        <w:sdtContent>
+          <w:r>
+            <w:rPr>
+              <w:rFonts w:ascii="MS Gothic" w:eastAsia="MS Gothic" w:hAnsi="MS Gothic"/>
+              <w:sz w:val="22"/>
+            </w:rPr>
+            <w:t>☐</w:t>
+          </w:r>
+        </w:sdtContent>
+      </w:sdt>
+      <w:r>
+        <w:tab/>
+      </w:r>
+      <w:r>
+        <w:rPr>
+          <w:rFonts w:ascii="Roboto Serif" w:cs="Roboto Serif" w:eastAsia="Roboto Serif" w:hAnsi="Roboto Serif"/>
+          <w:color w:val="000000"/>
+          <w:sz w:val="22"/>
+          <w:szCs w:val="22"/>
+        </w:rPr>
+        <w:t xml:space="preserve">I’ve completed the lower-division core music coursework (15 units) and the lower-division general education requirements.</w:t>
+      </w:r>
+    </w:p>
+    <w:p>
+      <w:pPr>
+        <w:tabs>
+          <w:tab w:val="left" w:pos="400"/>
+        </w:tabs>
+        <w:spacing w:after="90" w:line="320"/>
+        <w:ind w:left="400" w:hanging="400"/>
+      </w:pPr>
+      <w:sdt>
+        <w:sdtPr>
+          <w:rPr>
+            <w:rFonts w:ascii="MS Gothic" w:eastAsia="MS Gothic" w:hAnsi="MS Gothic"/>
+            <w:sz w:val="22"/>
+          </w:rPr>
+          <w14:checkbox>
+            <w14:checked w14:val="0"/>
+            <w14:checkedState w14:val="2612" w14:font="MS Gothic"/>
+            <w14:uncheckedState w14:val="2610" w14:font="MS Gothic"/>
+          </w14:checkbox>
+        </w:sdtPr>
+        <w:sdtContent>
+          <w:r>
+            <w:rPr>
+              <w:rFonts w:ascii="MS Gothic" w:eastAsia="MS Gothic" w:hAnsi="MS Gothic"/>
+              <w:sz w:val="22"/>
+            </w:rPr>
+            <w:t>☐</w:t>
+          </w:r>
+        </w:sdtContent>
+      </w:sdt>
+      <w:r>
+        <w:tab/>
+      </w:r>
+      <w:r>
+        <w:rPr>
+          <w:rFonts w:ascii="Roboto Serif" w:cs="Roboto Serif" w:eastAsia="Roboto Serif" w:hAnsi="Roboto Serif"/>
+          <w:color w:val="000000"/>
+          <w:sz w:val="22"/>
+          <w:szCs w:val="22"/>
+        </w:rPr>
+        <w:t xml:space="preserve">My cumulative GPA in music courses is at least 3.0.</w:t>
+      </w:r>
+    </w:p>
+    <w:p>
+      <w:pPr>
+        <w:keepNext/>
+        <w:spacing w:before="180" w:after="80"/>
+      </w:pPr>
+      <w:r>
+        <w:rPr>
+          <w:rFonts w:ascii="Montserrat" w:cs="Montserrat" w:eastAsia="Montserrat" w:hAnsi="Montserrat"/>
+          <w:color w:val="55575B"/>
+          <w:sz w:val="18"/>
+          <w:szCs w:val="18"/>
+        </w:rPr>
+        <w:t xml:space="preserve">Materials and submission</w:t>
+      </w:r>
+    </w:p>
+    <w:p>
+      <w:pPr>
+        <w:tabs>
+          <w:tab w:val="left" w:pos="400"/>
+        </w:tabs>
+        <w:spacing w:after="90" w:line="320"/>
+        <w:ind w:left="400" w:hanging="400"/>
+      </w:pPr>
+      <w:sdt>
+        <w:sdtPr>
+          <w:rPr>
+            <w:rFonts w:ascii="MS Gothic" w:eastAsia="MS Gothic" w:hAnsi="MS Gothic"/>
+            <w:sz w:val="22"/>
+          </w:rPr>
+          <w14:checkbox>
+            <w14:checked w14:val="0"/>
+            <w14:checkedState w14:val="2612" w14:font="MS Gothic"/>
+            <w14:uncheckedState w14:val="2610" w14:font="MS Gothic"/>
+          </w14:checkbox>
+        </w:sdtPr>
+        <w:sdtContent>
+          <w:r>
+            <w:rPr>
+              <w:rFonts w:ascii="MS Gothic" w:eastAsia="MS Gothic" w:hAnsi="MS Gothic"/>
+              <w:sz w:val="22"/>
+            </w:rPr>
+            <w:t>☐</w:t>
+          </w:r>
+        </w:sdtContent>
+      </w:sdt>
+      <w:r>
+        <w:tab/>
+      </w:r>
+      <w:r>
+        <w:rPr>
+          <w:rFonts w:ascii="Roboto Serif" w:cs="Roboto Serif" w:eastAsia="Roboto Serif" w:hAnsi="Roboto Serif"/>
+          <w:color w:val="000000"/>
+          <w:sz w:val="22"/>
+          <w:szCs w:val="22"/>
+        </w:rPr>
+        <w:t xml:space="preserve">Curriculum vitae (CV) or résumé, as a PDF.</w:t>
+      </w:r>
+    </w:p>
+    <w:p>
+      <w:pPr>
+        <w:tabs>
+          <w:tab w:val="left" w:pos="400"/>
+        </w:tabs>
+        <w:spacing w:after="90" w:line="320"/>
+        <w:ind w:left="400" w:hanging="400"/>
+      </w:pPr>
+      <w:sdt>
+        <w:sdtPr>
+          <w:rPr>
+            <w:rFonts w:ascii="MS Gothic" w:eastAsia="MS Gothic" w:hAnsi="MS Gothic"/>
+            <w:sz w:val="22"/>
+          </w:rPr>
+          <w14:checkbox>
+            <w14:checked w14:val="0"/>
+            <w14:checkedState w14:val="2612" w14:font="MS Gothic"/>
+            <w14:uncheckedState w14:val="2610" w14:font="MS Gothic"/>
+          </w14:checkbox>
+        </w:sdtPr>
+        <w:sdtContent>
+          <w:r>
+            <w:rPr>
+              <w:rFonts w:ascii="MS Gothic" w:eastAsia="MS Gothic" w:hAnsi="MS Gothic"/>
+              <w:sz w:val="22"/>
+            </w:rPr>
+            <w:t>☐</w:t>
+          </w:r>
+        </w:sdtContent>
+      </w:sdt>
+      <w:r>
+        <w:tab/>
+      </w:r>
+      <w:r>
+        <w:rPr>
+          <w:rFonts w:ascii="Roboto Serif" w:cs="Roboto Serif" w:eastAsia="Roboto Serif" w:hAnsi="Roboto Serif"/>
+          <w:color w:val="000000"/>
+          <w:sz w:val="22"/>
+          <w:szCs w:val="22"/>
+        </w:rPr>
+        <w:t xml:space="preserve">Statement of purpose (2 pages), as a PDF.</w:t>
+      </w:r>
+    </w:p>
+    <w:p>
+      <w:pPr>
+        <w:tabs>
+          <w:tab w:val="left" w:pos="400"/>
+        </w:tabs>
+        <w:spacing w:after="90" w:line="320"/>
+        <w:ind w:left="400" w:hanging="400"/>
+      </w:pPr>
+      <w:sdt>
+        <w:sdtPr>
+          <w:rPr>
+            <w:rFonts w:ascii="MS Gothic" w:eastAsia="MS Gothic" w:hAnsi="MS Gothic"/>
+            <w:sz w:val="22"/>
+          </w:rPr>
+          <w14:checkbox>
+            <w14:checked w14:val="0"/>
+            <w14:checkedState w14:val="2612" w14:font="MS Gothic"/>
+            <w14:uncheckedState w14:val="2610" w14:font="MS Gothic"/>
+          </w14:checkbox>
+        </w:sdtPr>
+        <w:sdtContent>
+          <w:r>
+            <w:rPr>
+              <w:rFonts w:ascii="MS Gothic" w:eastAsia="MS Gothic" w:hAnsi="MS Gothic"/>
+              <w:sz w:val="22"/>
+            </w:rPr>
+            <w:t>☐</w:t>
+          </w:r>
+        </w:sdtContent>
+      </w:sdt>
+      <w:r>
+        <w:tab/>
+      </w:r>
+      <w:r>
+        <w:rPr>
+          <w:rFonts w:ascii="Roboto Serif" w:cs="Roboto Serif" w:eastAsia="Roboto Serif" w:hAnsi="Roboto Serif"/>
+          <w:color w:val="000000"/>
+          <w:sz w:val="22"/>
+          <w:szCs w:val="22"/>
+        </w:rPr>
+        <w:t xml:space="preserve">Evidence of abilities in my area of emphasis, as shareable links.</w:t>
+      </w:r>
+    </w:p>
+    <w:p>
+      <w:pPr>
+        <w:tabs>
+          <w:tab w:val="left" w:pos="400"/>
+        </w:tabs>
+        <w:spacing w:after="90" w:line="320"/>
+        <w:ind w:left="400" w:hanging="400"/>
+      </w:pPr>
+      <w:sdt>
+        <w:sdtPr>
+          <w:rPr>
+            <w:rFonts w:ascii="MS Gothic" w:eastAsia="MS Gothic" w:hAnsi="MS Gothic"/>
+            <w:sz w:val="22"/>
+          </w:rPr>
+          <w14:checkbox>
+            <w14:checked w14:val="0"/>
+            <w14:checkedState w14:val="2612" w14:font="MS Gothic"/>
+            <w14:uncheckedState w14:val="2610" w14:font="MS Gothic"/>
+          </w14:checkbox>
+        </w:sdtPr>
+        <w:sdtContent>
+          <w:r>
+            <w:rPr>
+              <w:rFonts w:ascii="MS Gothic" w:eastAsia="MS Gothic" w:hAnsi="MS Gothic"/>
+              <w:sz w:val="22"/>
+            </w:rPr>
+            <w:t>☐</w:t>
+          </w:r>
+        </w:sdtContent>
+      </w:sdt>
+      <w:r>
+        <w:tab/>
+      </w:r>
+      <w:r>
+        <w:rPr>
+          <w:rFonts w:ascii="Roboto Serif" w:cs="Roboto Serif" w:eastAsia="Roboto Serif" w:hAnsi="Roboto Serif"/>
+          <w:color w:val="000000"/>
+          <w:sz w:val="22"/>
+          <w:szCs w:val="22"/>
+        </w:rPr>
+        <w:t xml:space="preserve">Application form (section 04), completed, as a PDF.</w:t>
+      </w:r>
+    </w:p>
+    <w:p>
+      <w:pPr>
+        <w:tabs>
+          <w:tab w:val="left" w:pos="400"/>
+        </w:tabs>
+        <w:spacing w:after="90" w:line="320"/>
+        <w:ind w:left="400" w:hanging="400"/>
+      </w:pPr>
+      <w:sdt>
+        <w:sdtPr>
+          <w:rPr>
+            <w:rFonts w:ascii="MS Gothic" w:eastAsia="MS Gothic" w:hAnsi="MS Gothic"/>
+            <w:sz w:val="22"/>
+          </w:rPr>
+          <w14:checkbox>
+            <w14:checked w14:val="0"/>
+            <w14:checkedState w14:val="2612" w14:font="MS Gothic"/>
+            <w14:uncheckedState w14:val="2610" w14:font="MS Gothic"/>
+          </w14:checkbox>
+        </w:sdtPr>
+        <w:sdtContent>
+          <w:r>
+            <w:rPr>
+              <w:rFonts w:ascii="MS Gothic" w:eastAsia="MS Gothic" w:hAnsi="MS Gothic"/>
+              <w:sz w:val="22"/>
+            </w:rPr>
+            <w:t>☐</w:t>
+          </w:r>
+        </w:sdtContent>
+      </w:sdt>
+      <w:r>
+        <w:tab/>
+      </w:r>
+      <w:r>
+        <w:rPr>
+          <w:rFonts w:ascii="Roboto Serif" w:cs="Roboto Serif" w:eastAsia="Roboto Serif" w:hAnsi="Roboto Serif"/>
+          <w:color w:val="000000"/>
+          <w:sz w:val="22"/>
+          <w:szCs w:val="22"/>
+        </w:rPr>
+        <w:t xml:space="preserve">2 recommenders asked, and given the deadline and the Graduate Coordinator’s email address.</w:t>
+      </w:r>
+    </w:p>
+    <w:p>
+      <w:pPr>
+        <w:tabs>
+          <w:tab w:val="left" w:pos="400"/>
+        </w:tabs>
+        <w:spacing w:after="90" w:line="320"/>
+        <w:ind w:left="400" w:hanging="400"/>
+      </w:pPr>
+      <w:sdt>
+        <w:sdtPr>
+          <w:rPr>
+            <w:rFonts w:ascii="MS Gothic" w:eastAsia="MS Gothic" w:hAnsi="MS Gothic"/>
+            <w:sz w:val="22"/>
+          </w:rPr>
+          <w14:checkbox>
+            <w14:checked w14:val="0"/>
+            <w14:checkedState w14:val="2612" w14:font="MS Gothic"/>
+            <w14:uncheckedState w14:val="2610" w14:font="MS Gothic"/>
+          </w14:checkbox>
+        </w:sdtPr>
+        <w:sdtContent>
+          <w:r>
+            <w:rPr>
+              <w:rFonts w:ascii="MS Gothic" w:eastAsia="MS Gothic" w:hAnsi="MS Gothic"/>
+              <w:sz w:val="22"/>
+            </w:rPr>
+            <w:t>☐</w:t>
+          </w:r>
+        </w:sdtContent>
+      </w:sdt>
+      <w:r>
+        <w:tab/>
+      </w:r>
+      <w:r>
+        <w:rPr>
+          <w:rFonts w:ascii="Roboto Serif" w:cs="Roboto Serif" w:eastAsia="Roboto Serif" w:hAnsi="Roboto Serif"/>
+          <w:color w:val="000000"/>
+          <w:sz w:val="22"/>
+          <w:szCs w:val="22"/>
+        </w:rPr>
+        <w:t xml:space="preserve">Everything sent in one email by the end of week 7.</w:t>
       </w:r>
     </w:p>
     <w:p>
@@ -959,180 +887,7 @@
           <w:sz w:val="26"/>
           <w:szCs w:val="26"/>
         </w:rPr>
-        <w:t xml:space="preserve">04  </w:t>
-      </w:r>
-      <w:r>
-        <w:rPr>
-          <w:rFonts w:ascii="Montserrat" w:cs="Montserrat" w:eastAsia="Montserrat" w:hAnsi="Montserrat"/>
-          <w:b/>
-          <w:bCs/>
-          <w:color w:val="000000"/>
-          <w:sz w:val="26"/>
-          <w:szCs w:val="26"/>
-        </w:rPr>
-        <w:t xml:space="preserve">What to prepare</w:t>
-      </w:r>
-    </w:p>
-    <w:p>
-      <w:pPr>
-        <w:numPr>
-          <w:ilvl w:val="0"/>
-          <w:numId w:val="2"/>
-        </w:numPr>
-        <w:spacing w:after="100" w:line="320"/>
-      </w:pPr>
-      <w:r>
-        <w:rPr>
-          <w:rFonts w:ascii="Roboto Serif" w:cs="Roboto Serif" w:eastAsia="Roboto Serif" w:hAnsi="Roboto Serif"/>
-          <w:color w:val="000000"/>
-          <w:sz w:val="22"/>
-          <w:szCs w:val="22"/>
-        </w:rPr>
-        <w:t xml:space="preserve">The application form in section 07, filled in.</w:t>
-      </w:r>
-    </w:p>
-    <w:p>
-      <w:pPr>
-        <w:numPr>
-          <w:ilvl w:val="0"/>
-          <w:numId w:val="2"/>
-        </w:numPr>
-        <w:spacing w:after="100" w:line="320"/>
-      </w:pPr>
-      <w:r>
-        <w:rPr>
-          <w:rFonts w:ascii="Roboto Serif" w:cs="Roboto Serif" w:eastAsia="Roboto Serif" w:hAnsi="Roboto Serif"/>
-          <w:color w:val="000000"/>
-          <w:sz w:val="22"/>
-          <w:szCs w:val="22"/>
-        </w:rPr>
-        <w:t xml:space="preserve">A statement of purpose of 1 to 2 pages, setting out your academic and musical goals for the B.A./M.A. and how the program fits your long-term plans.</w:t>
-      </w:r>
-    </w:p>
-    <w:p>
-      <w:pPr>
-        <w:numPr>
-          <w:ilvl w:val="0"/>
-          <w:numId w:val="2"/>
-        </w:numPr>
-        <w:spacing w:after="100" w:line="320"/>
-      </w:pPr>
-      <w:r>
-        <w:rPr>
-          <w:rFonts w:ascii="Roboto Serif" w:cs="Roboto Serif" w:eastAsia="Roboto Serif" w:hAnsi="Roboto Serif"/>
-          <w:color w:val="000000"/>
-          <w:sz w:val="22"/>
-          <w:szCs w:val="22"/>
-        </w:rPr>
-        <w:t xml:space="preserve">Two letters of recommendation from Music faculty who can speak to your academic work and your musicianship. Ask your recommenders to email their letters directly to the Graduate Coordinator, with your name in the subject line.</w:t>
-      </w:r>
-    </w:p>
-    <w:p>
-      <w:pPr>
-        <w:numPr>
-          <w:ilvl w:val="0"/>
-          <w:numId w:val="2"/>
-        </w:numPr>
-        <w:spacing w:after="100" w:line="320"/>
-      </w:pPr>
-      <w:r>
-        <w:rPr>
-          <w:rFonts w:ascii="Roboto Serif" w:cs="Roboto Serif" w:eastAsia="Roboto Serif" w:hAnsi="Roboto Serif"/>
-          <w:color w:val="000000"/>
-          <w:sz w:val="22"/>
-          <w:szCs w:val="22"/>
-        </w:rPr>
-        <w:t xml:space="preserve">Evidence of your work in your area of emphasis.</w:t>
-      </w:r>
-    </w:p>
-    <w:p>
-      <w:pPr>
-        <w:spacing w:after="60" w:line="330"/>
-      </w:pPr>
-    </w:p>
-    <w:p>
-      <w:pPr>
-        <w:spacing w:after="100" w:line="330"/>
-      </w:pPr>
-      <w:r>
-        <w:rPr>
-          <w:rFonts w:ascii="Roboto Serif" w:cs="Roboto Serif" w:eastAsia="Roboto Serif" w:hAnsi="Roboto Serif"/>
-          <w:color w:val="000000"/>
-          <w:sz w:val="22"/>
-          <w:szCs w:val="22"/>
-        </w:rPr>
-        <w:t xml:space="preserve">The evidence depends on your area of emphasis:</w:t>
-      </w:r>
-    </w:p>
-    <w:p>
-      <w:pPr>
-        <w:numPr>
-          <w:ilvl w:val="0"/>
-          <w:numId w:val="1"/>
-        </w:numPr>
-        <w:spacing w:after="100" w:line="320"/>
-      </w:pPr>
-      <w:r>
-        <w:rPr>
-          <w:rFonts w:ascii="Roboto Serif" w:cs="Roboto Serif" w:eastAsia="Roboto Serif" w:hAnsi="Roboto Serif"/>
-          <w:color w:val="000000"/>
-          <w:sz w:val="22"/>
-          <w:szCs w:val="22"/>
-        </w:rPr>
-        <w:t xml:space="preserve">If your emphasis is Performance (Classical or Jazz), send recordings of your playing or singing, or ask for a live audition in your application email.</w:t>
-      </w:r>
-    </w:p>
-    <w:p>
-      <w:pPr>
-        <w:numPr>
-          <w:ilvl w:val="0"/>
-          <w:numId w:val="1"/>
-        </w:numPr>
-        <w:spacing w:after="100" w:line="320"/>
-      </w:pPr>
-      <w:r>
-        <w:rPr>
-          <w:rFonts w:ascii="Roboto Serif" w:cs="Roboto Serif" w:eastAsia="Roboto Serif" w:hAnsi="Roboto Serif"/>
-          <w:color w:val="000000"/>
-          <w:sz w:val="22"/>
-          <w:szCs w:val="22"/>
-        </w:rPr>
-        <w:t xml:space="preserve">If your emphasis is Choral Conducting, send a video of you conducting a rehearsal or a performance.</w:t>
-      </w:r>
-    </w:p>
-    <w:p>
-      <w:pPr>
-        <w:numPr>
-          <w:ilvl w:val="0"/>
-          <w:numId w:val="1"/>
-        </w:numPr>
-        <w:spacing w:after="100" w:line="320"/>
-      </w:pPr>
-      <w:r>
-        <w:rPr>
-          <w:rFonts w:ascii="Roboto Serif" w:cs="Roboto Serif" w:eastAsia="Roboto Serif" w:hAnsi="Roboto Serif"/>
-          <w:color w:val="000000"/>
-          <w:sz w:val="22"/>
-          <w:szCs w:val="22"/>
-        </w:rPr>
-        <w:t xml:space="preserve">If your emphasis is Composition, send scores of your original compositions, with recordings where you have them.</w:t>
-      </w:r>
-    </w:p>
-    <w:p>
-      <w:pPr>
-        <w:keepNext/>
-        <w:spacing w:after="130" w:before="260"/>
-      </w:pPr>
-      <w:r>
-        <w:rPr>
-          <w:rFonts w:ascii="Montserrat" w:cs="Montserrat" w:eastAsia="Montserrat" w:hAnsi="Montserrat"/>
-          <w:b/>
-          <w:bCs/>
-          <w:color w:val="D50032"/>
-          <w:sz w:val="26"/>
-          <w:szCs w:val="26"/>
-        </w:rPr>
-        <w:t xml:space="preserve">05  </w:t>
+        <w:t xml:space="preserve">03  </w:t>
       </w:r>
       <w:r>
         <w:rPr>
@@ -1178,7 +933,7 @@
           <w:sz w:val="22"/>
           <w:szCs w:val="22"/>
         </w:rPr>
-        <w:t xml:space="preserve">, with the subject line “FAST application: last name, first name.” Attach the application form and the statement of purpose as PDFs. Send recordings, videos, and scores as shareable links set so that anyone with the link can view them, and list the links on the application form.</w:t>
+        <w:t xml:space="preserve">, with the subject line “FAST application: last name, first name.” Attach the CV or résumé, the statement of purpose, and the application form as PDFs. Send the evidence of abilities as shareable links set so that anyone with the link can view them, and list the links on the application form.</w:t>
       </w:r>
     </w:p>
     <w:p>
@@ -1192,8 +947,13 @@
           <w:sz w:val="22"/>
           <w:szCs w:val="22"/>
         </w:rPr>
-        <w:t xml:space="preserve">Questions go to the Graduate Coordinator, Inés Thiebaut, in MB 2012 or at 510</w:t>
-      </w:r>
+        <w:t xml:space="preserve">Your recommenders email their letters to the same address, with your name in the subject line, by the same deadline.</w:t>
+      </w:r>
+    </w:p>
+    <w:p>
+      <w:pPr>
+        <w:spacing w:after="160" w:line="330"/>
+      </w:pPr>
       <w:r>
         <w:rPr>
           <w:rFonts w:ascii="Roboto Serif" w:cs="Roboto Serif" w:eastAsia="Roboto Serif" w:hAnsi="Roboto Serif"/>
@@ -1201,6 +961,15 @@
           <w:sz w:val="22"/>
           <w:szCs w:val="22"/>
         </w:rPr>
+        <w:t xml:space="preserve">Questions go to the Graduate Coordinator, Inés Thiebaut, in MB 2012 or at 510</w:t>
+      </w:r>
+      <w:r>
+        <w:rPr>
+          <w:rFonts w:ascii="Roboto Serif" w:cs="Roboto Serif" w:eastAsia="Roboto Serif" w:hAnsi="Roboto Serif"/>
+          <w:color w:val="000000"/>
+          <w:sz w:val="22"/>
+          <w:szCs w:val="22"/>
+        </w:rPr>
         <w:noBreakHyphen/>
         <w:t>885</w:t>
         <w:noBreakHyphen/>
@@ -1210,6 +979,7 @@
     <w:p>
       <w:pPr>
         <w:keepNext/>
+        <w:pageBreakBefore/>
         <w:spacing w:after="130" w:before="260"/>
       </w:pPr>
       <w:r>
@@ -1221,64 +991,7 @@
           <w:sz w:val="26"/>
           <w:szCs w:val="26"/>
         </w:rPr>
-        <w:t xml:space="preserve">06  </w:t>
-      </w:r>
-      <w:r>
-        <w:rPr>
-          <w:rFonts w:ascii="Montserrat" w:cs="Montserrat" w:eastAsia="Montserrat" w:hAnsi="Montserrat"/>
-          <w:b/>
-          <w:bCs/>
-          <w:color w:val="000000"/>
-          <w:sz w:val="26"/>
-          <w:szCs w:val="26"/>
-        </w:rPr>
-        <w:t xml:space="preserve">After you apply</w:t>
-      </w:r>
-    </w:p>
-    <w:p>
-      <w:pPr>
-        <w:spacing w:after="160" w:line="330"/>
-      </w:pPr>
-      <w:r>
-        <w:rPr>
-          <w:rFonts w:ascii="Roboto Serif" w:cs="Roboto Serif" w:eastAsia="Roboto Serif" w:hAnsi="Roboto Serif"/>
-          <w:color w:val="000000"/>
-          <w:sz w:val="22"/>
-          <w:szCs w:val="22"/>
-        </w:rPr>
-        <w:t xml:space="preserve">The Graduate Coordinator is the FAST advisor for Music. The Graduate Coordinator reviews complete applications and emails you a decision by the end of week 9.</w:t>
-      </w:r>
-    </w:p>
-    <w:p>
-      <w:pPr>
-        <w:spacing w:after="160" w:line="330"/>
-      </w:pPr>
-      <w:r>
-        <w:rPr>
-          <w:rFonts w:ascii="Roboto Serif" w:cs="Roboto Serif" w:eastAsia="Roboto Serif" w:hAnsi="Roboto Serif"/>
-          <w:color w:val="000000"/>
-          <w:sz w:val="22"/>
-          <w:szCs w:val="22"/>
-        </w:rPr>
-        <w:t xml:space="preserve">If you’re admitted, the Graduate Coordinator files the university FAST Application Form. You, the Graduate Coordinator, and a representative of the undergraduate program each approve it, and the Office of the Registrar then moves you onto the FAST academic plan. Admission takes effect when the form is approved. You register for your first FAST semester under the roadmap for your entry path, and from then on you meet with the Graduate Coordinator every semester.</w:t>
-      </w:r>
-    </w:p>
-    <w:p>
-      <w:pPr>
-        <w:keepNext/>
-        <w:pageBreakBefore/>
-        <w:spacing w:after="130" w:before="260"/>
-      </w:pPr>
-      <w:r>
-        <w:rPr>
-          <w:rFonts w:ascii="Montserrat" w:cs="Montserrat" w:eastAsia="Montserrat" w:hAnsi="Montserrat"/>
-          <w:b/>
-          <w:bCs/>
-          <w:color w:val="D50032"/>
-          <w:sz w:val="26"/>
-          <w:szCs w:val="26"/>
-        </w:rPr>
-        <w:t xml:space="preserve">07  </w:t>
+        <w:t xml:space="preserve">04  </w:t>
       </w:r>
       <w:r>
         <w:rPr>
@@ -1337,9 +1050,9 @@
               <w:right w:val="none" w:color="FFFFFF" w:sz="0"/>
             </w:tcBorders>
             <w:tcMar>
-              <w:top w:type="dxa" w:w="90"/>
-              <w:left w:type="dxa" w:w="0"/>
-              <w:bottom w:type="dxa" w:w="90"/>
+              <w:top w:type="dxa" w:w="110"/>
+              <w:left w:type="dxa" w:w="0"/>
+              <w:bottom w:type="dxa" w:w="110"/>
               <w:right w:type="dxa" w:w="120"/>
             </w:tcMar>
           </w:tcPr>
@@ -1368,9 +1081,9 @@
               <w:right w:val="none" w:color="FFFFFF" w:sz="0"/>
             </w:tcBorders>
             <w:tcMar>
-              <w:top w:type="dxa" w:w="90"/>
-              <w:left w:type="dxa" w:w="0"/>
-              <w:bottom w:type="dxa" w:w="90"/>
+              <w:top w:type="dxa" w:w="110"/>
+              <w:left w:type="dxa" w:w="0"/>
+              <w:bottom w:type="dxa" w:w="110"/>
               <w:right w:type="dxa" w:w="120"/>
             </w:tcMar>
           </w:tcPr>
@@ -1395,9 +1108,9 @@
               <w:right w:val="none" w:color="FFFFFF" w:sz="0"/>
             </w:tcBorders>
             <w:tcMar>
-              <w:top w:type="dxa" w:w="90"/>
-              <w:left w:type="dxa" w:w="0"/>
-              <w:bottom w:type="dxa" w:w="90"/>
+              <w:top w:type="dxa" w:w="110"/>
+              <w:left w:type="dxa" w:w="0"/>
+              <w:bottom w:type="dxa" w:w="110"/>
               <w:right w:type="dxa" w:w="120"/>
             </w:tcMar>
           </w:tcPr>
@@ -1426,9 +1139,9 @@
               <w:right w:val="none" w:color="FFFFFF" w:sz="0"/>
             </w:tcBorders>
             <w:tcMar>
-              <w:top w:type="dxa" w:w="90"/>
-              <w:left w:type="dxa" w:w="0"/>
-              <w:bottom w:type="dxa" w:w="90"/>
+              <w:top w:type="dxa" w:w="110"/>
+              <w:left w:type="dxa" w:w="0"/>
+              <w:bottom w:type="dxa" w:w="110"/>
               <w:right w:type="dxa" w:w="120"/>
             </w:tcMar>
           </w:tcPr>
@@ -1453,9 +1166,9 @@
               <w:right w:val="none" w:color="FFFFFF" w:sz="0"/>
             </w:tcBorders>
             <w:tcMar>
-              <w:top w:type="dxa" w:w="90"/>
-              <w:left w:type="dxa" w:w="0"/>
-              <w:bottom w:type="dxa" w:w="90"/>
+              <w:top w:type="dxa" w:w="110"/>
+              <w:left w:type="dxa" w:w="0"/>
+              <w:bottom w:type="dxa" w:w="110"/>
               <w:right w:type="dxa" w:w="120"/>
             </w:tcMar>
           </w:tcPr>
@@ -1484,9 +1197,9 @@
               <w:right w:val="none" w:color="FFFFFF" w:sz="0"/>
             </w:tcBorders>
             <w:tcMar>
-              <w:top w:type="dxa" w:w="90"/>
-              <w:left w:type="dxa" w:w="0"/>
-              <w:bottom w:type="dxa" w:w="90"/>
+              <w:top w:type="dxa" w:w="110"/>
+              <w:left w:type="dxa" w:w="0"/>
+              <w:bottom w:type="dxa" w:w="110"/>
               <w:right w:type="dxa" w:w="120"/>
             </w:tcMar>
           </w:tcPr>
@@ -1511,9 +1224,9 @@
               <w:right w:val="none" w:color="FFFFFF" w:sz="0"/>
             </w:tcBorders>
             <w:tcMar>
-              <w:top w:type="dxa" w:w="90"/>
-              <w:left w:type="dxa" w:w="0"/>
-              <w:bottom w:type="dxa" w:w="90"/>
+              <w:top w:type="dxa" w:w="110"/>
+              <w:left w:type="dxa" w:w="0"/>
+              <w:bottom w:type="dxa" w:w="110"/>
               <w:right w:type="dxa" w:w="120"/>
             </w:tcMar>
           </w:tcPr>
@@ -1542,9 +1255,9 @@
               <w:right w:val="none" w:color="FFFFFF" w:sz="0"/>
             </w:tcBorders>
             <w:tcMar>
-              <w:top w:type="dxa" w:w="90"/>
-              <w:left w:type="dxa" w:w="0"/>
-              <w:bottom w:type="dxa" w:w="90"/>
+              <w:top w:type="dxa" w:w="110"/>
+              <w:left w:type="dxa" w:w="0"/>
+              <w:bottom w:type="dxa" w:w="110"/>
               <w:right w:type="dxa" w:w="120"/>
             </w:tcMar>
           </w:tcPr>
@@ -1569,9 +1282,9 @@
               <w:right w:val="none" w:color="FFFFFF" w:sz="0"/>
             </w:tcBorders>
             <w:tcMar>
-              <w:top w:type="dxa" w:w="90"/>
-              <w:left w:type="dxa" w:w="0"/>
-              <w:bottom w:type="dxa" w:w="90"/>
+              <w:top w:type="dxa" w:w="110"/>
+              <w:left w:type="dxa" w:w="0"/>
+              <w:bottom w:type="dxa" w:w="110"/>
               <w:right w:type="dxa" w:w="120"/>
             </w:tcMar>
           </w:tcPr>
@@ -1600,9 +1313,9 @@
               <w:right w:val="none" w:color="FFFFFF" w:sz="0"/>
             </w:tcBorders>
             <w:tcMar>
-              <w:top w:type="dxa" w:w="90"/>
-              <w:left w:type="dxa" w:w="0"/>
-              <w:bottom w:type="dxa" w:w="90"/>
+              <w:top w:type="dxa" w:w="110"/>
+              <w:left w:type="dxa" w:w="0"/>
+              <w:bottom w:type="dxa" w:w="110"/>
               <w:right w:type="dxa" w:w="120"/>
             </w:tcMar>
           </w:tcPr>
@@ -1627,9 +1340,9 @@
               <w:right w:val="none" w:color="FFFFFF" w:sz="0"/>
             </w:tcBorders>
             <w:tcMar>
-              <w:top w:type="dxa" w:w="90"/>
-              <w:left w:type="dxa" w:w="0"/>
-              <w:bottom w:type="dxa" w:w="90"/>
+              <w:top w:type="dxa" w:w="110"/>
+              <w:left w:type="dxa" w:w="0"/>
+              <w:bottom w:type="dxa" w:w="110"/>
               <w:right w:type="dxa" w:w="120"/>
             </w:tcMar>
           </w:tcPr>
@@ -1658,9 +1371,9 @@
               <w:right w:val="none" w:color="FFFFFF" w:sz="0"/>
             </w:tcBorders>
             <w:tcMar>
-              <w:top w:type="dxa" w:w="90"/>
-              <w:left w:type="dxa" w:w="0"/>
-              <w:bottom w:type="dxa" w:w="90"/>
+              <w:top w:type="dxa" w:w="110"/>
+              <w:left w:type="dxa" w:w="0"/>
+              <w:bottom w:type="dxa" w:w="110"/>
               <w:right w:type="dxa" w:w="120"/>
             </w:tcMar>
           </w:tcPr>
@@ -1685,9 +1398,9 @@
               <w:right w:val="none" w:color="FFFFFF" w:sz="0"/>
             </w:tcBorders>
             <w:tcMar>
-              <w:top w:type="dxa" w:w="90"/>
-              <w:left w:type="dxa" w:w="0"/>
-              <w:bottom w:type="dxa" w:w="90"/>
+              <w:top w:type="dxa" w:w="110"/>
+              <w:left w:type="dxa" w:w="0"/>
+              <w:bottom w:type="dxa" w:w="110"/>
               <w:right w:type="dxa" w:w="120"/>
             </w:tcMar>
           </w:tcPr>
@@ -1716,9 +1429,9 @@
               <w:right w:val="none" w:color="FFFFFF" w:sz="0"/>
             </w:tcBorders>
             <w:tcMar>
-              <w:top w:type="dxa" w:w="90"/>
-              <w:left w:type="dxa" w:w="0"/>
-              <w:bottom w:type="dxa" w:w="90"/>
+              <w:top w:type="dxa" w:w="110"/>
+              <w:left w:type="dxa" w:w="0"/>
+              <w:bottom w:type="dxa" w:w="110"/>
               <w:right w:type="dxa" w:w="120"/>
             </w:tcMar>
           </w:tcPr>
@@ -1743,9 +1456,9 @@
               <w:right w:val="none" w:color="FFFFFF" w:sz="0"/>
             </w:tcBorders>
             <w:tcMar>
-              <w:top w:type="dxa" w:w="90"/>
-              <w:left w:type="dxa" w:w="0"/>
-              <w:bottom w:type="dxa" w:w="90"/>
+              <w:top w:type="dxa" w:w="110"/>
+              <w:left w:type="dxa" w:w="0"/>
+              <w:bottom w:type="dxa" w:w="110"/>
               <w:right w:type="dxa" w:w="120"/>
             </w:tcMar>
           </w:tcPr>
@@ -1774,9 +1487,9 @@
               <w:right w:val="none" w:color="FFFFFF" w:sz="0"/>
             </w:tcBorders>
             <w:tcMar>
-              <w:top w:type="dxa" w:w="90"/>
-              <w:left w:type="dxa" w:w="0"/>
-              <w:bottom w:type="dxa" w:w="90"/>
+              <w:top w:type="dxa" w:w="110"/>
+              <w:left w:type="dxa" w:w="0"/>
+              <w:bottom w:type="dxa" w:w="110"/>
               <w:right w:type="dxa" w:w="120"/>
             </w:tcMar>
           </w:tcPr>
@@ -1801,9 +1514,9 @@
               <w:right w:val="none" w:color="FFFFFF" w:sz="0"/>
             </w:tcBorders>
             <w:tcMar>
-              <w:top w:type="dxa" w:w="90"/>
-              <w:left w:type="dxa" w:w="0"/>
-              <w:bottom w:type="dxa" w:w="90"/>
+              <w:top w:type="dxa" w:w="110"/>
+              <w:left w:type="dxa" w:w="0"/>
+              <w:bottom w:type="dxa" w:w="110"/>
               <w:right w:type="dxa" w:w="120"/>
             </w:tcMar>
           </w:tcPr>
@@ -1818,7 +1531,7 @@
                 <w:sz w:val="18"/>
                 <w:szCs w:val="18"/>
               </w:rPr>
-              <w:t xml:space="preserve">Semester you’d start FAST</w:t>
+              <w:t xml:space="preserve">Semester you’d begin FAST coursework</w:t>
             </w:r>
           </w:p>
         </w:tc>
@@ -1832,9 +1545,9 @@
               <w:right w:val="none" w:color="FFFFFF" w:sz="0"/>
             </w:tcBorders>
             <w:tcMar>
-              <w:top w:type="dxa" w:w="90"/>
-              <w:left w:type="dxa" w:w="0"/>
-              <w:bottom w:type="dxa" w:w="90"/>
+              <w:top w:type="dxa" w:w="110"/>
+              <w:left w:type="dxa" w:w="0"/>
+              <w:bottom w:type="dxa" w:w="110"/>
               <w:right w:type="dxa" w:w="120"/>
             </w:tcMar>
           </w:tcPr>
@@ -1859,299 +1572,9 @@
               <w:right w:val="none" w:color="FFFFFF" w:sz="0"/>
             </w:tcBorders>
             <w:tcMar>
-              <w:top w:type="dxa" w:w="90"/>
-              <w:left w:type="dxa" w:w="0"/>
-              <w:bottom w:type="dxa" w:w="90"/>
-              <w:right w:type="dxa" w:w="120"/>
-            </w:tcMar>
-          </w:tcPr>
-          <w:p>
-            <w:pPr>
-              <w:jc w:val="left"/>
-            </w:pPr>
-            <w:r>
-              <w:rPr>
-                <w:rFonts w:ascii="Montserrat" w:cs="Montserrat" w:eastAsia="Montserrat" w:hAnsi="Montserrat"/>
-                <w:color w:val="55575B"/>
-                <w:sz w:val="18"/>
-                <w:szCs w:val="18"/>
-              </w:rPr>
-              <w:t xml:space="preserve">Units completed</w:t>
-            </w:r>
-          </w:p>
-        </w:tc>
-        <w:tc>
-          <w:tcPr>
-            <w:tcW w:type="dxa" w:w="5760"/>
-            <w:tcBorders>
-              <w:top w:val="none" w:color="FFFFFF" w:sz="0"/>
-              <w:left w:val="none" w:color="FFFFFF" w:sz="0"/>
-              <w:bottom w:val="single" w:color="E4E4E6" w:sz="4"/>
-              <w:right w:val="none" w:color="FFFFFF" w:sz="0"/>
-            </w:tcBorders>
-            <w:tcMar>
-              <w:top w:type="dxa" w:w="90"/>
-              <w:left w:type="dxa" w:w="0"/>
-              <w:bottom w:type="dxa" w:w="90"/>
-              <w:right w:type="dxa" w:w="120"/>
-            </w:tcMar>
-          </w:tcPr>
-          <w:p>
-            <w:pPr>
-              <w:jc w:val="left"/>
-            </w:pPr>
-          </w:p>
-        </w:tc>
-      </w:tr>
-      <w:tr>
-        <w:trPr>
-          <w:cantSplit/>
-        </w:trPr>
-        <w:tc>
-          <w:tcPr>
-            <w:tcW w:type="dxa" w:w="3600"/>
-            <w:tcBorders>
-              <w:top w:val="none" w:color="FFFFFF" w:sz="0"/>
-              <w:left w:val="none" w:color="FFFFFF" w:sz="0"/>
-              <w:bottom w:val="single" w:color="E4E4E6" w:sz="4"/>
-              <w:right w:val="none" w:color="FFFFFF" w:sz="0"/>
-            </w:tcBorders>
-            <w:tcMar>
-              <w:top w:type="dxa" w:w="90"/>
-              <w:left w:type="dxa" w:w="0"/>
-              <w:bottom w:type="dxa" w:w="90"/>
-              <w:right w:type="dxa" w:w="120"/>
-            </w:tcMar>
-          </w:tcPr>
-          <w:p>
-            <w:pPr>
-              <w:jc w:val="left"/>
-            </w:pPr>
-            <w:r>
-              <w:rPr>
-                <w:rFonts w:ascii="Montserrat" w:cs="Montserrat" w:eastAsia="Montserrat" w:hAnsi="Montserrat"/>
-                <w:color w:val="55575B"/>
-                <w:sz w:val="18"/>
-                <w:szCs w:val="18"/>
-              </w:rPr>
-              <w:t xml:space="preserve">Cumulative GPA</w:t>
-            </w:r>
-          </w:p>
-        </w:tc>
-        <w:tc>
-          <w:tcPr>
-            <w:tcW w:type="dxa" w:w="5760"/>
-            <w:tcBorders>
-              <w:top w:val="none" w:color="FFFFFF" w:sz="0"/>
-              <w:left w:val="none" w:color="FFFFFF" w:sz="0"/>
-              <w:bottom w:val="single" w:color="E4E4E6" w:sz="4"/>
-              <w:right w:val="none" w:color="FFFFFF" w:sz="0"/>
-            </w:tcBorders>
-            <w:tcMar>
-              <w:top w:type="dxa" w:w="90"/>
-              <w:left w:type="dxa" w:w="0"/>
-              <w:bottom w:type="dxa" w:w="90"/>
-              <w:right w:type="dxa" w:w="120"/>
-            </w:tcMar>
-          </w:tcPr>
-          <w:p>
-            <w:pPr>
-              <w:jc w:val="left"/>
-            </w:pPr>
-          </w:p>
-        </w:tc>
-      </w:tr>
-      <w:tr>
-        <w:trPr>
-          <w:cantSplit/>
-        </w:trPr>
-        <w:tc>
-          <w:tcPr>
-            <w:tcW w:type="dxa" w:w="3600"/>
-            <w:tcBorders>
-              <w:top w:val="none" w:color="FFFFFF" w:sz="0"/>
-              <w:left w:val="none" w:color="FFFFFF" w:sz="0"/>
-              <w:bottom w:val="single" w:color="E4E4E6" w:sz="4"/>
-              <w:right w:val="none" w:color="FFFFFF" w:sz="0"/>
-            </w:tcBorders>
-            <w:tcMar>
-              <w:top w:type="dxa" w:w="90"/>
-              <w:left w:type="dxa" w:w="0"/>
-              <w:bottom w:type="dxa" w:w="90"/>
-              <w:right w:type="dxa" w:w="120"/>
-            </w:tcMar>
-          </w:tcPr>
-          <w:p>
-            <w:pPr>
-              <w:jc w:val="left"/>
-            </w:pPr>
-            <w:r>
-              <w:rPr>
-                <w:rFonts w:ascii="Montserrat" w:cs="Montserrat" w:eastAsia="Montserrat" w:hAnsi="Montserrat"/>
-                <w:color w:val="55575B"/>
-                <w:sz w:val="18"/>
-                <w:szCs w:val="18"/>
-              </w:rPr>
-              <w:t xml:space="preserve">GPA in music courses</w:t>
-            </w:r>
-          </w:p>
-        </w:tc>
-        <w:tc>
-          <w:tcPr>
-            <w:tcW w:type="dxa" w:w="5760"/>
-            <w:tcBorders>
-              <w:top w:val="none" w:color="FFFFFF" w:sz="0"/>
-              <w:left w:val="none" w:color="FFFFFF" w:sz="0"/>
-              <w:bottom w:val="single" w:color="E4E4E6" w:sz="4"/>
-              <w:right w:val="none" w:color="FFFFFF" w:sz="0"/>
-            </w:tcBorders>
-            <w:tcMar>
-              <w:top w:type="dxa" w:w="90"/>
-              <w:left w:type="dxa" w:w="0"/>
-              <w:bottom w:type="dxa" w:w="90"/>
-              <w:right w:type="dxa" w:w="120"/>
-            </w:tcMar>
-          </w:tcPr>
-          <w:p>
-            <w:pPr>
-              <w:jc w:val="left"/>
-            </w:pPr>
-          </w:p>
-        </w:tc>
-      </w:tr>
-      <w:tr>
-        <w:trPr>
-          <w:cantSplit/>
-        </w:trPr>
-        <w:tc>
-          <w:tcPr>
-            <w:tcW w:type="dxa" w:w="3600"/>
-            <w:tcBorders>
-              <w:top w:val="none" w:color="FFFFFF" w:sz="0"/>
-              <w:left w:val="none" w:color="FFFFFF" w:sz="0"/>
-              <w:bottom w:val="single" w:color="E4E4E6" w:sz="4"/>
-              <w:right w:val="none" w:color="FFFFFF" w:sz="0"/>
-            </w:tcBorders>
-            <w:tcMar>
-              <w:top w:type="dxa" w:w="90"/>
-              <w:left w:type="dxa" w:w="0"/>
-              <w:bottom w:type="dxa" w:w="90"/>
-              <w:right w:type="dxa" w:w="120"/>
-            </w:tcMar>
-          </w:tcPr>
-          <w:p>
-            <w:pPr>
-              <w:jc w:val="left"/>
-            </w:pPr>
-            <w:r>
-              <w:rPr>
-                <w:rFonts w:ascii="Montserrat" w:cs="Montserrat" w:eastAsia="Montserrat" w:hAnsi="Montserrat"/>
-                <w:color w:val="55575B"/>
-                <w:sz w:val="18"/>
-                <w:szCs w:val="18"/>
-              </w:rPr>
-              <w:t xml:space="preserve">Lower-division general education complete (yes or no)</w:t>
-            </w:r>
-          </w:p>
-        </w:tc>
-        <w:tc>
-          <w:tcPr>
-            <w:tcW w:type="dxa" w:w="5760"/>
-            <w:tcBorders>
-              <w:top w:val="none" w:color="FFFFFF" w:sz="0"/>
-              <w:left w:val="none" w:color="FFFFFF" w:sz="0"/>
-              <w:bottom w:val="single" w:color="E4E4E6" w:sz="4"/>
-              <w:right w:val="none" w:color="FFFFFF" w:sz="0"/>
-            </w:tcBorders>
-            <w:tcMar>
-              <w:top w:type="dxa" w:w="90"/>
-              <w:left w:type="dxa" w:w="0"/>
-              <w:bottom w:type="dxa" w:w="90"/>
-              <w:right w:type="dxa" w:w="120"/>
-            </w:tcMar>
-          </w:tcPr>
-          <w:p>
-            <w:pPr>
-              <w:jc w:val="left"/>
-            </w:pPr>
-          </w:p>
-        </w:tc>
-      </w:tr>
-      <w:tr>
-        <w:trPr>
-          <w:cantSplit/>
-        </w:trPr>
-        <w:tc>
-          <w:tcPr>
-            <w:tcW w:type="dxa" w:w="3600"/>
-            <w:tcBorders>
-              <w:top w:val="none" w:color="FFFFFF" w:sz="0"/>
-              <w:left w:val="none" w:color="FFFFFF" w:sz="0"/>
-              <w:bottom w:val="single" w:color="E4E4E6" w:sz="4"/>
-              <w:right w:val="none" w:color="FFFFFF" w:sz="0"/>
-            </w:tcBorders>
-            <w:tcMar>
-              <w:top w:type="dxa" w:w="90"/>
-              <w:left w:type="dxa" w:w="0"/>
-              <w:bottom w:type="dxa" w:w="90"/>
-              <w:right w:type="dxa" w:w="120"/>
-            </w:tcMar>
-          </w:tcPr>
-          <w:p>
-            <w:pPr>
-              <w:jc w:val="left"/>
-            </w:pPr>
-            <w:r>
-              <w:rPr>
-                <w:rFonts w:ascii="Montserrat" w:cs="Montserrat" w:eastAsia="Montserrat" w:hAnsi="Montserrat"/>
-                <w:color w:val="55575B"/>
-                <w:sz w:val="18"/>
-                <w:szCs w:val="18"/>
-              </w:rPr>
-              <w:t xml:space="preserve">Lower-division core music courses complete (yes or no)</w:t>
-            </w:r>
-          </w:p>
-        </w:tc>
-        <w:tc>
-          <w:tcPr>
-            <w:tcW w:type="dxa" w:w="5760"/>
-            <w:tcBorders>
-              <w:top w:val="none" w:color="FFFFFF" w:sz="0"/>
-              <w:left w:val="none" w:color="FFFFFF" w:sz="0"/>
-              <w:bottom w:val="single" w:color="E4E4E6" w:sz="4"/>
-              <w:right w:val="none" w:color="FFFFFF" w:sz="0"/>
-            </w:tcBorders>
-            <w:tcMar>
-              <w:top w:type="dxa" w:w="90"/>
-              <w:left w:type="dxa" w:w="0"/>
-              <w:bottom w:type="dxa" w:w="90"/>
-              <w:right w:type="dxa" w:w="120"/>
-            </w:tcMar>
-          </w:tcPr>
-          <w:p>
-            <w:pPr>
-              <w:jc w:val="left"/>
-            </w:pPr>
-          </w:p>
-        </w:tc>
-      </w:tr>
-      <w:tr>
-        <w:trPr>
-          <w:cantSplit/>
-        </w:trPr>
-        <w:tc>
-          <w:tcPr>
-            <w:tcW w:type="dxa" w:w="3600"/>
-            <w:tcBorders>
-              <w:top w:val="none" w:color="FFFFFF" w:sz="0"/>
-              <w:left w:val="none" w:color="FFFFFF" w:sz="0"/>
-              <w:bottom w:val="single" w:color="E4E4E6" w:sz="4"/>
-              <w:right w:val="none" w:color="FFFFFF" w:sz="0"/>
-            </w:tcBorders>
-            <w:tcMar>
-              <w:top w:type="dxa" w:w="90"/>
-              <w:left w:type="dxa" w:w="0"/>
-              <w:bottom w:type="dxa" w:w="90"/>
+              <w:top w:type="dxa" w:w="110"/>
+              <w:left w:type="dxa" w:w="0"/>
+              <w:bottom w:type="dxa" w:w="110"/>
               <w:right w:type="dxa" w:w="120"/>
             </w:tcMar>
           </w:tcPr>
@@ -2180,9 +1603,9 @@
               <w:right w:val="none" w:color="FFFFFF" w:sz="0"/>
             </w:tcBorders>
             <w:tcMar>
-              <w:top w:type="dxa" w:w="90"/>
-              <w:left w:type="dxa" w:w="0"/>
-              <w:bottom w:type="dxa" w:w="90"/>
+              <w:top w:type="dxa" w:w="110"/>
+              <w:left w:type="dxa" w:w="0"/>
+              <w:bottom w:type="dxa" w:w="110"/>
               <w:right w:type="dxa" w:w="120"/>
             </w:tcMar>
           </w:tcPr>
@@ -2207,9 +1630,9 @@
               <w:right w:val="none" w:color="FFFFFF" w:sz="0"/>
             </w:tcBorders>
             <w:tcMar>
-              <w:top w:type="dxa" w:w="90"/>
-              <w:left w:type="dxa" w:w="0"/>
-              <w:bottom w:type="dxa" w:w="90"/>
+              <w:top w:type="dxa" w:w="110"/>
+              <w:left w:type="dxa" w:w="0"/>
+              <w:bottom w:type="dxa" w:w="110"/>
               <w:right w:type="dxa" w:w="120"/>
             </w:tcMar>
           </w:tcPr>
@@ -2224,7 +1647,7 @@
                 <w:sz w:val="18"/>
                 <w:szCs w:val="18"/>
               </w:rPr>
-              <w:t xml:space="preserve">Recommender 1</w:t>
+              <w:t xml:space="preserve">Recommender 1 (name and email)</w:t>
             </w:r>
           </w:p>
         </w:tc>
@@ -2238,9 +1661,9 @@
               <w:right w:val="none" w:color="FFFFFF" w:sz="0"/>
             </w:tcBorders>
             <w:tcMar>
-              <w:top w:type="dxa" w:w="90"/>
-              <w:left w:type="dxa" w:w="0"/>
-              <w:bottom w:type="dxa" w:w="90"/>
+              <w:top w:type="dxa" w:w="110"/>
+              <w:left w:type="dxa" w:w="0"/>
+              <w:bottom w:type="dxa" w:w="110"/>
               <w:right w:type="dxa" w:w="120"/>
             </w:tcMar>
           </w:tcPr>
@@ -2265,9 +1688,9 @@
               <w:right w:val="none" w:color="FFFFFF" w:sz="0"/>
             </w:tcBorders>
             <w:tcMar>
-              <w:top w:type="dxa" w:w="90"/>
-              <w:left w:type="dxa" w:w="0"/>
-              <w:bottom w:type="dxa" w:w="90"/>
+              <w:top w:type="dxa" w:w="110"/>
+              <w:left w:type="dxa" w:w="0"/>
+              <w:bottom w:type="dxa" w:w="110"/>
               <w:right w:type="dxa" w:w="120"/>
             </w:tcMar>
           </w:tcPr>
@@ -2282,7 +1705,7 @@
                 <w:sz w:val="18"/>
                 <w:szCs w:val="18"/>
               </w:rPr>
-              <w:t xml:space="preserve">Recommender 2</w:t>
+              <w:t xml:space="preserve">Recommender 2 (name and email)</w:t>
             </w:r>
           </w:p>
         </w:tc>
@@ -2296,9 +1719,9 @@
               <w:right w:val="none" w:color="FFFFFF" w:sz="0"/>
             </w:tcBorders>
             <w:tcMar>
-              <w:top w:type="dxa" w:w="90"/>
-              <w:left w:type="dxa" w:w="0"/>
-              <w:bottom w:type="dxa" w:w="90"/>
+              <w:top w:type="dxa" w:w="110"/>
+              <w:left w:type="dxa" w:w="0"/>
+              <w:bottom w:type="dxa" w:w="110"/>
               <w:right w:type="dxa" w:w="120"/>
             </w:tcMar>
           </w:tcPr>
@@ -2323,9 +1746,9 @@
               <w:right w:val="none" w:color="FFFFFF" w:sz="0"/>
             </w:tcBorders>
             <w:tcMar>
-              <w:top w:type="dxa" w:w="90"/>
-              <w:left w:type="dxa" w:w="0"/>
-              <w:bottom w:type="dxa" w:w="90"/>
+              <w:top w:type="dxa" w:w="110"/>
+              <w:left w:type="dxa" w:w="0"/>
+              <w:bottom w:type="dxa" w:w="110"/>
               <w:right w:type="dxa" w:w="120"/>
             </w:tcMar>
           </w:tcPr>
@@ -2340,7 +1763,7 @@
                 <w:sz w:val="18"/>
                 <w:szCs w:val="18"/>
               </w:rPr>
-              <w:t xml:space="preserve">Links to recordings, video, or scores</w:t>
+              <w:t xml:space="preserve">Links to evidence of abilities</w:t>
             </w:r>
           </w:p>
         </w:tc>
@@ -2354,67 +1777,9 @@
               <w:right w:val="none" w:color="FFFFFF" w:sz="0"/>
             </w:tcBorders>
             <w:tcMar>
-              <w:top w:type="dxa" w:w="90"/>
-              <w:left w:type="dxa" w:w="0"/>
-              <w:bottom w:type="dxa" w:w="90"/>
-              <w:right w:type="dxa" w:w="120"/>
-            </w:tcMar>
-          </w:tcPr>
-          <w:p>
-            <w:pPr>
-              <w:jc w:val="left"/>
-            </w:pPr>
-          </w:p>
-        </w:tc>
-      </w:tr>
-      <w:tr>
-        <w:trPr>
-          <w:cantSplit/>
-        </w:trPr>
-        <w:tc>
-          <w:tcPr>
-            <w:tcW w:type="dxa" w:w="3600"/>
-            <w:tcBorders>
-              <w:top w:val="none" w:color="FFFFFF" w:sz="0"/>
-              <w:left w:val="none" w:color="FFFFFF" w:sz="0"/>
-              <w:bottom w:val="single" w:color="E4E4E6" w:sz="4"/>
-              <w:right w:val="none" w:color="FFFFFF" w:sz="0"/>
-            </w:tcBorders>
-            <w:tcMar>
-              <w:top w:type="dxa" w:w="90"/>
-              <w:left w:type="dxa" w:w="0"/>
-              <w:bottom w:type="dxa" w:w="90"/>
-              <w:right w:type="dxa" w:w="120"/>
-            </w:tcMar>
-          </w:tcPr>
-          <w:p>
-            <w:pPr>
-              <w:jc w:val="left"/>
-            </w:pPr>
-            <w:r>
-              <w:rPr>
-                <w:rFonts w:ascii="Montserrat" w:cs="Montserrat" w:eastAsia="Montserrat" w:hAnsi="Montserrat"/>
-                <w:color w:val="55575B"/>
-                <w:sz w:val="18"/>
-                <w:szCs w:val="18"/>
-              </w:rPr>
-              <w:t xml:space="preserve">Live audition requested (Performance, yes or no)</w:t>
-            </w:r>
-          </w:p>
-        </w:tc>
-        <w:tc>
-          <w:tcPr>
-            <w:tcW w:type="dxa" w:w="5760"/>
-            <w:tcBorders>
-              <w:top w:val="none" w:color="FFFFFF" w:sz="0"/>
-              <w:left w:val="none" w:color="FFFFFF" w:sz="0"/>
-              <w:bottom w:val="single" w:color="E4E4E6" w:sz="4"/>
-              <w:right w:val="none" w:color="FFFFFF" w:sz="0"/>
-            </w:tcBorders>
-            <w:tcMar>
-              <w:top w:type="dxa" w:w="90"/>
-              <w:left w:type="dxa" w:w="0"/>
-              <w:bottom w:type="dxa" w:w="90"/>
+              <w:top w:type="dxa" w:w="110"/>
+              <w:left w:type="dxa" w:w="0"/>
+              <w:bottom w:type="dxa" w:w="110"/>
               <w:right w:type="dxa" w:w="120"/>
             </w:tcMar>
           </w:tcPr>

--- a/documents/forms/fast-application.docx
+++ b/documents/forms/fast-application.docx
@@ -597,7 +597,7 @@
           <w:sz w:val="22"/>
           <w:szCs w:val="22"/>
         </w:rPr>
-        <w:t xml:space="preserve">My cumulative GPA in music courses is at least 3.0.</w:t>
+        <w:t xml:space="preserve">My cumulative GPA is at least 3.0.</w:t>
       </w:r>
     </w:p>
     <w:p>

--- a/documents/forms/fast-application.docx
+++ b/documents/forms/fast-application.docx
@@ -598,6 +598,49 @@
           <w:szCs w:val="22"/>
         </w:rPr>
         <w:t xml:space="preserve">My cumulative GPA is at least 3.0.</w:t>
+      </w:r>
+    </w:p>
+    <w:p>
+      <w:pPr>
+        <w:tabs>
+          <w:tab w:val="left" w:pos="400"/>
+        </w:tabs>
+        <w:spacing w:after="90" w:line="320"/>
+        <w:ind w:left="400" w:hanging="400"/>
+      </w:pPr>
+      <w:sdt>
+        <w:sdtPr>
+          <w:rPr>
+            <w:rFonts w:ascii="MS Gothic" w:eastAsia="MS Gothic" w:hAnsi="MS Gothic"/>
+            <w:sz w:val="22"/>
+          </w:rPr>
+          <w14:checkbox>
+            <w14:checked w14:val="0"/>
+            <w14:checkedState w14:val="2612" w14:font="MS Gothic"/>
+            <w14:uncheckedState w14:val="2610" w14:font="MS Gothic"/>
+          </w14:checkbox>
+        </w:sdtPr>
+        <w:sdtContent>
+          <w:r>
+            <w:rPr>
+              <w:rFonts w:ascii="MS Gothic" w:eastAsia="MS Gothic" w:hAnsi="MS Gothic"/>
+              <w:sz w:val="22"/>
+            </w:rPr>
+            <w:t>☐</w:t>
+          </w:r>
+        </w:sdtContent>
+      </w:sdt>
+      <w:r>
+        <w:tab/>
+      </w:r>
+      <w:r>
+        <w:rPr>
+          <w:rFonts w:ascii="Roboto Serif" w:cs="Roboto Serif" w:eastAsia="Roboto Serif" w:hAnsi="Roboto Serif"/>
+          <w:color w:val="000000"/>
+          <w:sz w:val="22"/>
+          <w:szCs w:val="22"/>
+        </w:rPr>
+        <w:t xml:space="preserve">If I’m on an F-1 visa, I’ve contacted the Center for International Education.</w:t>
       </w:r>
     </w:p>
     <w:p>

--- a/documents/forms/fast-application.docx
+++ b/documents/forms/fast-application.docx
@@ -117,7 +117,7 @@
                 <w:sz w:val="20"/>
                 <w:szCs w:val="20"/>
               </w:rPr>
-              <w:t xml:space="preserve">FAST application</w:t>
+              <w:t xml:space="preserve">FAST application form</w:t>
             </w:r>
           </w:p>
         </w:tc>
@@ -206,7 +206,7 @@
                 <w:sz w:val="20"/>
                 <w:szCs w:val="20"/>
               </w:rPr>
-              <w:t xml:space="preserve">Draft for review</w:t>
+              <w:t xml:space="preserve">Current</w:t>
             </w:r>
           </w:p>
         </w:tc>
@@ -2008,7 +2008,7 @@
         <w:sz w:val="18"/>
         <w:szCs w:val="18"/>
       </w:rPr>
-      <w:t xml:space="preserve">FAST application · Department of Music and Performing Arts</w:t>
+      <w:t xml:space="preserve">FAST application form · Department of Music and Performing Arts</w:t>
     </w:r>
     <w:r>
       <w:tab/>

--- a/documents/forms/fast-application.docx
+++ b/documents/forms/fast-application.docx
@@ -468,7 +468,7 @@
           <w:sz w:val="22"/>
           <w:szCs w:val="22"/>
         </w:rPr>
-        <w:t xml:space="preserve">I’m enrolled in the B.A. in Music at CSU East Bay.</w:t>
+        <w:t xml:space="preserve">I’m enrolled in the B.A. in Music at CSU East Bay as my first bachelor’s degree.</w:t>
       </w:r>
     </w:p>
     <w:p>

--- a/documents/forms/fast-application.docx
+++ b/documents/forms/fast-application.docx
@@ -469,6 +469,49 @@
           <w:szCs w:val="22"/>
         </w:rPr>
         <w:t xml:space="preserve">I’m enrolled in the B.A. in Music at CSU East Bay as my first bachelor’s degree.</w:t>
+      </w:r>
+    </w:p>
+    <w:p>
+      <w:pPr>
+        <w:tabs>
+          <w:tab w:val="left" w:pos="400"/>
+        </w:tabs>
+        <w:spacing w:after="90" w:line="320"/>
+        <w:ind w:left="400" w:hanging="400"/>
+      </w:pPr>
+      <w:sdt>
+        <w:sdtPr>
+          <w:rPr>
+            <w:rFonts w:ascii="MS Gothic" w:eastAsia="MS Gothic" w:hAnsi="MS Gothic"/>
+            <w:sz w:val="22"/>
+          </w:rPr>
+          <w14:checkbox>
+            <w14:checked w14:val="0"/>
+            <w14:checkedState w14:val="2612" w14:font="MS Gothic"/>
+            <w14:uncheckedState w14:val="2610" w14:font="MS Gothic"/>
+          </w14:checkbox>
+        </w:sdtPr>
+        <w:sdtContent>
+          <w:r>
+            <w:rPr>
+              <w:rFonts w:ascii="MS Gothic" w:eastAsia="MS Gothic" w:hAnsi="MS Gothic"/>
+              <w:sz w:val="22"/>
+            </w:rPr>
+            <w:t>☐</w:t>
+          </w:r>
+        </w:sdtContent>
+      </w:sdt>
+      <w:r>
+        <w:tab/>
+      </w:r>
+      <w:r>
+        <w:rPr>
+          <w:rFonts w:ascii="Roboto Serif" w:cs="Roboto Serif" w:eastAsia="Roboto Serif" w:hAnsi="Roboto Serif"/>
+          <w:color w:val="000000"/>
+          <w:sz w:val="22"/>
+          <w:szCs w:val="22"/>
+        </w:rPr>
+        <w:t xml:space="preserve">Music is my only major.</w:t>
       </w:r>
     </w:p>
     <w:p>
